--- a/transition-guide/wis2-transition-guide-APPROVED.docx
+++ b/transition-guide/wis2-transition-guide-APPROVED.docx
@@ -123,7 +123,7 @@
         <w:pStyle w:val="Date"/>
       </w:pPr>
       <w:r>
-        <w:t xml:space="preserve">2025-02-18</w:t>
+        <w:t xml:space="preserve">2026-01-20</w:t>
       </w:r>
     </w:p>
     <w:p>
@@ -176,7 +176,7 @@
               <w:jc w:val="left"/>
             </w:pPr>
             <w:r>
-              <w:t xml:space="preserve">Date: 2025-02-18</w:t>
+              <w:t xml:space="preserve">Date: 2026-01-20</w:t>
             </w:r>
           </w:p>
         </w:tc>

--- a/transition-guide/wis2-transition-guide-APPROVED.docx
+++ b/transition-guide/wis2-transition-guide-APPROVED.docx
@@ -123,7 +123,7 @@
         <w:pStyle w:val="Date"/>
       </w:pPr>
       <w:r>
-        <w:t xml:space="preserve">2026-01-20</w:t>
+        <w:t xml:space="preserve">2026-03-13</w:t>
       </w:r>
     </w:p>
     <w:p>
@@ -176,7 +176,7 @@
               <w:jc w:val="left"/>
             </w:pPr>
             <w:r>
-              <w:t xml:space="preserve">Date: 2026-01-20</w:t>
+              <w:t xml:space="preserve">Date: 2026-03-13</w:t>
             </w:r>
           </w:p>
         </w:tc>
@@ -204,6 +204,30 @@
             <w:r>
               <w:t xml:space="preserve">Document status: APPROVED</w:t>
             </w:r>
+          </w:p>
+        </w:tc>
+      </w:tr>
+      <w:tr>
+        <w:tc>
+          <w:tcPr/>
+          <w:p>
+            <w:pPr>
+              <w:jc w:val="left"/>
+            </w:pPr>
+            <w:r>
+              <w:t xml:space="preserve">Revision history: see</w:t>
+            </w:r>
+            <w:r>
+              <w:t xml:space="preserve"> </w:t>
+            </w:r>
+            <w:hyperlink w:anchor="X7704236ba72ed8cc2b9a9e238d27c640b9b6528">
+              <w:r>
+                <w:rPr>
+                  <w:rStyle w:val="Hyperlink"/>
+                </w:rPr>
+                <w:t xml:space="preserve">Annex A</w:t>
+              </w:r>
+            </w:hyperlink>
           </w:p>
         </w:tc>
       </w:tr>
@@ -1979,6 +2003,312 @@
     </w:p>
     <w:bookmarkEnd w:id="68"/>
     <w:bookmarkEnd w:id="69"/>
+    <w:bookmarkStart w:id="72" w:name="Xfb97b01f5377cb0e334368d9040820965cd3390"/>
+    <w:p>
+      <w:pPr>
+        <w:pStyle w:val="Heading1"/>
+      </w:pPr>
+      <w:r>
+        <w:t xml:space="preserve">7. References</w:t>
+      </w:r>
+    </w:p>
+    <w:bookmarkStart w:id="70" w:name="Xa2cec93ee0b1391e1f054447ffef220e13f3e63"/>
+    <w:p>
+      <w:pPr>
+        <w:pStyle w:val="Heading2"/>
+      </w:pPr>
+      <w:r>
+        <w:t xml:space="preserve">7.1 Normative</w:t>
+      </w:r>
+    </w:p>
+    <w:p>
+      <w:pPr>
+        <w:numPr>
+          <w:ilvl w:val="0"/>
+          <w:numId w:val="1010"/>
+        </w:numPr>
+      </w:pPr>
+      <w:hyperlink r:id="rId26">
+        <w:r>
+          <w:rPr>
+            <w:rStyle w:val="Hyperlink"/>
+            <w:iCs/>
+            <w:i/>
+          </w:rPr>
+          <w:t xml:space="preserve">Manual on the WMO Information System</w:t>
+        </w:r>
+      </w:hyperlink>
+      <w:r>
+        <w:t xml:space="preserve"> </w:t>
+      </w:r>
+      <w:r>
+        <w:t xml:space="preserve">(WMO-No. 1060), Volume II (the following appendices were adopted in Resolution 15 of the seventy-eighth session of the Executive Council (EC-78) and are available in the 2024 edition of the</w:t>
+      </w:r>
+      <w:r>
+        <w:t xml:space="preserve"> </w:t>
+      </w:r>
+      <w:r>
+        <w:rPr>
+          <w:iCs/>
+          <w:i/>
+        </w:rPr>
+        <w:t xml:space="preserve">Manual on the WMO Information System</w:t>
+      </w:r>
+      <w:r>
+        <w:t xml:space="preserve">):</w:t>
+      </w:r>
+    </w:p>
+    <w:p>
+      <w:pPr>
+        <w:numPr>
+          <w:ilvl w:val="1"/>
+          <w:numId w:val="1011"/>
+        </w:numPr>
+      </w:pPr>
+      <w:r>
+        <w:t xml:space="preserve">Appendix D: WIS2 Topic Hierarchy (WTH)</w:t>
+      </w:r>
+    </w:p>
+    <w:p>
+      <w:pPr>
+        <w:numPr>
+          <w:ilvl w:val="1"/>
+          <w:numId w:val="1011"/>
+        </w:numPr>
+      </w:pPr>
+      <w:r>
+        <w:t xml:space="preserve">Appendix E: WIS2 Notification Message (WNM) format</w:t>
+      </w:r>
+    </w:p>
+    <w:p>
+      <w:pPr>
+        <w:numPr>
+          <w:ilvl w:val="1"/>
+          <w:numId w:val="1011"/>
+        </w:numPr>
+      </w:pPr>
+      <w:r>
+        <w:t xml:space="preserve">Appendix F: WMO Core Metadata Profile version 2 (WCMP2)</w:t>
+      </w:r>
+    </w:p>
+    <w:p>
+      <w:pPr>
+        <w:numPr>
+          <w:ilvl w:val="1"/>
+          <w:numId w:val="1011"/>
+        </w:numPr>
+      </w:pPr>
+      <w:r>
+        <w:t xml:space="preserve">WIS2 Metric Hierarchy (WMH):https://github.com/wmo-im/wis2-metric-hierarchy</w:t>
+      </w:r>
+    </w:p>
+    <w:bookmarkEnd w:id="70"/>
+    <w:bookmarkStart w:id="71" w:name="Xe0c5cf668b153c43aaa4c2bf3671f3faeab5263"/>
+    <w:p>
+      <w:pPr>
+        <w:pStyle w:val="Heading2"/>
+      </w:pPr>
+      <w:r>
+        <w:t xml:space="preserve">7.2 Informative</w:t>
+      </w:r>
+    </w:p>
+    <w:p>
+      <w:pPr>
+        <w:numPr>
+          <w:ilvl w:val="0"/>
+          <w:numId w:val="1012"/>
+        </w:numPr>
+      </w:pPr>
+      <w:hyperlink r:id="rId66">
+        <w:r>
+          <w:rPr>
+            <w:rStyle w:val="Hyperlink"/>
+            <w:iCs/>
+            <w:i/>
+          </w:rPr>
+          <w:t xml:space="preserve">WMO Information System 2.0 Strategy</w:t>
+        </w:r>
+      </w:hyperlink>
+      <w:r>
+        <w:t xml:space="preserve"> </w:t>
+      </w:r>
+      <w:r>
+        <w:t xml:space="preserve">(WMO-No. 1213)</w:t>
+      </w:r>
+    </w:p>
+    <w:p>
+      <w:pPr>
+        <w:numPr>
+          <w:ilvl w:val="0"/>
+          <w:numId w:val="1012"/>
+        </w:numPr>
+      </w:pPr>
+      <w:hyperlink r:id="rId67">
+        <w:r>
+          <w:rPr>
+            <w:rStyle w:val="Hyperlink"/>
+            <w:iCs/>
+            <w:i/>
+          </w:rPr>
+          <w:t xml:space="preserve">WMO Guidelines on Emerging Data Issues</w:t>
+        </w:r>
+      </w:hyperlink>
+      <w:r>
+        <w:t xml:space="preserve"> </w:t>
+      </w:r>
+      <w:r>
+        <w:t xml:space="preserve">(WMO-No. 1239)</w:t>
+      </w:r>
+    </w:p>
+    <w:bookmarkEnd w:id="71"/>
+    <w:bookmarkEnd w:id="72"/>
+    <w:bookmarkStart w:id="73" w:name="X7704236ba72ed8cc2b9a9e238d27c640b9b6528"/>
+    <w:p>
+      <w:pPr>
+        <w:pStyle w:val="Heading1"/>
+      </w:pPr>
+      <w:r>
+        <w:t xml:space="preserve">Revision History</w:t>
+      </w:r>
+    </w:p>
+    <w:tbl>
+      <w:tblPr>
+        <w:tblStyle w:val="Table"/>
+        <w:tblW w:type="pct" w:w="5000"/>
+        <w:tblLook w:firstRow="1" w:lastRow="0" w:firstColumn="0" w:lastColumn="0" w:noHBand="0" w:noVBand="0" w:val="0020"/>
+        <w:jc w:val="start"/>
+      </w:tblPr>
+      <w:tblGrid>
+        <w:gridCol w:w="950"/>
+        <w:gridCol w:w="1425"/>
+        <w:gridCol w:w="950"/>
+        <w:gridCol w:w="950"/>
+        <w:gridCol w:w="3643"/>
+      </w:tblGrid>
+      <w:tr>
+        <w:trPr>
+          <w:tblHeader w:val="true"/>
+        </w:trPr>
+        <w:tc>
+          <w:tcPr/>
+          <w:p>
+            <w:pPr>
+              <w:pStyle w:val="Compact"/>
+              <w:jc w:val="left"/>
+            </w:pPr>
+            <w:r>
+              <w:t xml:space="preserve">Date</w:t>
+            </w:r>
+          </w:p>
+        </w:tc>
+        <w:tc>
+          <w:tcPr/>
+          <w:p>
+            <w:pPr>
+              <w:pStyle w:val="Compact"/>
+              <w:jc w:val="left"/>
+            </w:pPr>
+            <w:r>
+              <w:t xml:space="preserve">Release</w:t>
+            </w:r>
+          </w:p>
+        </w:tc>
+        <w:tc>
+          <w:tcPr/>
+          <w:p>
+            <w:pPr>
+              <w:pStyle w:val="Compact"/>
+              <w:jc w:val="left"/>
+            </w:pPr>
+            <w:r>
+              <w:t xml:space="preserve">Proposed by</w:t>
+            </w:r>
+          </w:p>
+        </w:tc>
+        <w:tc>
+          <w:tcPr/>
+          <w:p>
+            <w:pPr>
+              <w:pStyle w:val="Compact"/>
+              <w:jc w:val="left"/>
+            </w:pPr>
+            <w:r>
+              <w:t xml:space="preserve">Primary clauses modified</w:t>
+            </w:r>
+          </w:p>
+        </w:tc>
+        <w:tc>
+          <w:tcPr/>
+          <w:p>
+            <w:pPr>
+              <w:pStyle w:val="Compact"/>
+              <w:jc w:val="left"/>
+            </w:pPr>
+            <w:r>
+              <w:t xml:space="preserve">Approved by</w:t>
+            </w:r>
+          </w:p>
+        </w:tc>
+      </w:tr>
+      <w:tr>
+        <w:tc>
+          <w:tcPr/>
+          <w:p>
+            <w:pPr>
+              <w:jc w:val="left"/>
+            </w:pPr>
+            <w:r>
+              <w:t xml:space="preserve">January 2026</w:t>
+            </w:r>
+          </w:p>
+        </w:tc>
+        <w:tc>
+          <w:tcPr/>
+          <w:p>
+            <w:pPr>
+              <w:jc w:val="left"/>
+            </w:pPr>
+            <w:r>
+              <w:t xml:space="preserve">1.0.0</w:t>
+            </w:r>
+          </w:p>
+        </w:tc>
+        <w:tc>
+          <w:tcPr/>
+          <w:p>
+            <w:pPr>
+              <w:jc w:val="left"/>
+            </w:pPr>
+            <w:r>
+              <w:t xml:space="preserve">SC-IMT</w:t>
+            </w:r>
+          </w:p>
+        </w:tc>
+        <w:tc>
+          <w:tcPr/>
+          <w:p>
+            <w:pPr>
+              <w:jc w:val="left"/>
+            </w:pPr>
+            <w:r>
+              <w:t xml:space="preserve">Initial approval for publication</w:t>
+            </w:r>
+          </w:p>
+        </w:tc>
+        <w:tc>
+          <w:tcPr/>
+          <w:p>
+            <w:pPr>
+              <w:jc w:val="left"/>
+            </w:pPr>
+            <w:r>
+              <w:t xml:space="preserve">EC-78</w:t>
+            </w:r>
+          </w:p>
+        </w:tc>
+      </w:tr>
+    </w:tbl>
+    <w:bookmarkEnd w:id="73"/>
     <w:sectPr/>
   </w:body>
 </w:document>
@@ -2237,6 +2567,15 @@
     <w:abstractNumId w:val="991"/>
   </w:num>
   <w:num w:numId="1009">
+    <w:abstractNumId w:val="991"/>
+  </w:num>
+  <w:num w:numId="1010">
+    <w:abstractNumId w:val="991"/>
+  </w:num>
+  <w:num w:numId="1011">
+    <w:abstractNumId w:val="991"/>
+  </w:num>
+  <w:num w:numId="1012">
     <w:abstractNumId w:val="991"/>
   </w:num>
 </w:numbering>

--- a/transition-guide/wis2-transition-guide-APPROVED.docx
+++ b/transition-guide/wis2-transition-guide-APPROVED.docx
@@ -25,7 +25,7 @@
         <w:t xml:space="preserve"> </w:t>
       </w:r>
       <w:r>
-        <w:t xml:space="preserve">transition</w:t>
+        <w:t xml:space="preserve">Transition</w:t>
       </w:r>
       <w:r>
         <w:t xml:space="preserve"> </w:t>
@@ -115,6 +115,18 @@
         <w:t xml:space="preserve"> </w:t>
       </w:r>
       <w:r>
+        <w:t xml:space="preserve">(WMO-No.</w:t>
+      </w:r>
+      <w:r>
+        <w:t xml:space="preserve"> </w:t>
+      </w:r>
+      <w:r>
+        <w:t xml:space="preserve">1323)</w:t>
+      </w:r>
+      <w:r>
+        <w:t xml:space="preserve"> </w:t>
+      </w:r>
+      <w:r>
         <w:t xml:space="preserve">(APPROVED)</w:t>
       </w:r>
     </w:p>
@@ -123,7 +135,7 @@
         <w:pStyle w:val="Date"/>
       </w:pPr>
       <w:r>
-        <w:t xml:space="preserve">2026-03-13</w:t>
+        <w:t xml:space="preserve">2026-03-16</w:t>
       </w:r>
     </w:p>
     <w:p>
@@ -176,7 +188,7 @@
               <w:jc w:val="left"/>
             </w:pPr>
             <w:r>
-              <w:t xml:space="preserve">Date: 2026-03-13</w:t>
+              <w:t xml:space="preserve">Date: 2026-03-16</w:t>
             </w:r>
           </w:p>
         </w:tc>
@@ -2258,7 +2270,7 @@
               <w:jc w:val="left"/>
             </w:pPr>
             <w:r>
-              <w:t xml:space="preserve">January 2026</w:t>
+              <w:t xml:space="preserve">June 2024</w:t>
             </w:r>
           </w:p>
         </w:tc>
@@ -2280,7 +2292,7 @@
               <w:jc w:val="left"/>
             </w:pPr>
             <w:r>
-              <w:t xml:space="preserve">SC-IMT</w:t>
+              <w:t xml:space="preserve">INFCOM</w:t>
             </w:r>
           </w:p>
         </w:tc>
@@ -2291,7 +2303,7 @@
               <w:jc w:val="left"/>
             </w:pPr>
             <w:r>
-              <w:t xml:space="preserve">Initial approval for publication</w:t>
+              <w:t xml:space="preserve">Initial approval for publication (2024 edition)</w:t>
             </w:r>
           </w:p>
         </w:tc>

--- a/transition-guide/wis2-transition-guide-APPROVED.docx
+++ b/transition-guide/wis2-transition-guide-APPROVED.docx
@@ -135,7 +135,7 @@
         <w:pStyle w:val="Date"/>
       </w:pPr>
       <w:r>
-        <w:t xml:space="preserve">2026-03-16</w:t>
+        <w:t xml:space="preserve">2026-06-17</w:t>
       </w:r>
     </w:p>
     <w:p>
@@ -188,7 +188,7 @@
               <w:jc w:val="left"/>
             </w:pPr>
             <w:r>
-              <w:t xml:space="preserve">Date: 2026-03-16</w:t>
+              <w:t xml:space="preserve">Date: 2026-06-15</w:t>
             </w:r>
           </w:p>
         </w:tc>
@@ -201,7 +201,7 @@
               <w:jc w:val="left"/>
             </w:pPr>
             <w:r>
-              <w:t xml:space="preserve">Version: 1.0.0</w:t>
+              <w:t xml:space="preserve">Version: 1.1.0</w:t>
             </w:r>
           </w:p>
         </w:tc>
@@ -1505,6 +1505,121 @@
         <w:t xml:space="preserve">It is important to note that subscribing to these topics should not imply pushing the data onto the GTS immediately. Making the data available on the GTS will require explicit approval from the WMO Secretariat. It is up to the gateway operators to implement this "kill switch" (for example, by disabling the subscription or blocking the flow between the data consumer and the MSS for those TTAAii/CCCC only).</w:t>
       </w:r>
     </w:p>
+    <w:p>
+      <w:pPr>
+        <w:pStyle w:val="BodyText"/>
+      </w:pPr>
+      <w:r>
+        <w:t xml:space="preserve">To complete the migration to WIS2, a WIS centre must be able to consume data from WIS2. This requirement is described in the</w:t>
+      </w:r>
+      <w:r>
+        <w:t xml:space="preserve"> </w:t>
+      </w:r>
+      <w:r>
+        <w:rPr>
+          <w:iCs/>
+          <w:i/>
+        </w:rPr>
+        <w:t xml:space="preserve">Guide to WIS</w:t>
+      </w:r>
+      <w:r>
+        <w:t xml:space="preserve">, Volume II, section 1.2</w:t>
+      </w:r>
+      <w:r>
+        <w:t xml:space="preserve"> </w:t>
+      </w:r>
+      <w:r>
+        <w:rPr>
+          <w:iCs/>
+          <w:i/>
+        </w:rPr>
+        <w:t xml:space="preserve">Information for the data consumer</w:t>
+      </w:r>
+      <w:r>
+        <w:t xml:space="preserve">.</w:t>
+      </w:r>
+    </w:p>
+    <w:p>
+      <w:pPr>
+        <w:pStyle w:val="BodyText"/>
+      </w:pPr>
+      <w:r>
+        <w:t xml:space="preserve">Data published natively on WIS2 will be advertised through notification messages published on the standard WIS2 Topic Hierarchy described in the</w:t>
+      </w:r>
+      <w:r>
+        <w:t xml:space="preserve"> </w:t>
+      </w:r>
+      <w:r>
+        <w:rPr>
+          <w:iCs/>
+          <w:i/>
+        </w:rPr>
+        <w:t xml:space="preserve">Manual on WIS</w:t>
+      </w:r>
+      <w:r>
+        <w:t xml:space="preserve">, Volume II, Appendix D.</w:t>
+      </w:r>
+    </w:p>
+    <w:p>
+      <w:pPr>
+        <w:pStyle w:val="BodyText"/>
+      </w:pPr>
+      <w:r>
+        <w:t xml:space="preserve">Data published on the GTS is re-published on WIS2 by the GTS-to-WIS2 gateways using the so-called</w:t>
+      </w:r>
+      <w:r>
+        <w:t xml:space="preserve"> </w:t>
+      </w:r>
+      <w:r>
+        <w:rPr>
+          <w:iCs/>
+          <w:i/>
+        </w:rPr>
+        <w:t xml:space="preserve">GTS transition topics</w:t>
+      </w:r>
+      <w:r>
+        <w:t xml:space="preserve"> </w:t>
+      </w:r>
+      <w:r>
+        <w:t xml:space="preserve">(e.g.,</w:t>
+      </w:r>
+      <w:r>
+        <w:t xml:space="preserve"> </w:t>
+      </w:r>
+      <w:r>
+        <w:rPr>
+          <w:rStyle w:val="VerbatimChar"/>
+        </w:rPr>
+        <w:t xml:space="preserve">[origin|cache]/a/wis2/de-dwd-gts-to-wis2/data/[core|recommended]/T1/T2/A1/A2/ii/CCCC</w:t>
+      </w:r>
+      <w:r>
+        <w:t xml:space="preserve">). As a result, some data is advertised through notification messages published on both native WIS2 topics</w:t>
+      </w:r>
+      <w:r>
+        <w:t xml:space="preserve"> </w:t>
+      </w:r>
+      <w:r>
+        <w:rPr>
+          <w:iCs/>
+          <w:i/>
+        </w:rPr>
+        <w:t xml:space="preserve">and</w:t>
+      </w:r>
+      <w:r>
+        <w:t xml:space="preserve"> </w:t>
+      </w:r>
+      <w:r>
+        <w:t xml:space="preserve">GTS transition topics.</w:t>
+      </w:r>
+    </w:p>
+    <w:p>
+      <w:pPr>
+        <w:pStyle w:val="BodyText"/>
+      </w:pPr>
+      <w:r>
+        <w:t xml:space="preserve">Where data is natively available on WIS2, data consumers should subscribe to notifications from WIS2 native topics in preference to the GTS transition topics. This avoids potential data loss that may occur when GTS-to-WIS2 gateways periodically discontinue the publication of notification messages on GTS transition topics for data originating from WIS centres that have completed their migration. Once the GTS to WIS2 transition is complete, notification messages will no longer be published on the GTS transition topics.</w:t>
+      </w:r>
+    </w:p>
     <w:bookmarkEnd w:id="50"/>
     <w:bookmarkStart w:id="60" w:name="X98939dd33b924668f7951a700ddd40214eddb4d"/>
     <w:p>
@@ -2174,7 +2289,7 @@
     </w:p>
     <w:bookmarkEnd w:id="71"/>
     <w:bookmarkEnd w:id="72"/>
-    <w:bookmarkStart w:id="73" w:name="X7704236ba72ed8cc2b9a9e238d27c640b9b6528"/>
+    <w:bookmarkStart w:id="74" w:name="X7704236ba72ed8cc2b9a9e238d27c640b9b6528"/>
     <w:p>
       <w:pPr>
         <w:pStyle w:val="Heading1"/>
@@ -2319,8 +2434,70 @@
           </w:p>
         </w:tc>
       </w:tr>
+      <w:tr>
+        <w:tc>
+          <w:tcPr/>
+          <w:p>
+            <w:pPr>
+              <w:jc w:val="left"/>
+            </w:pPr>
+            <w:r>
+              <w:t xml:space="preserve">June 2026</w:t>
+            </w:r>
+          </w:p>
+        </w:tc>
+        <w:tc>
+          <w:tcPr/>
+          <w:p>
+            <w:pPr>
+              <w:jc w:val="left"/>
+            </w:pPr>
+            <w:r>
+              <w:t xml:space="preserve">1.1.0</w:t>
+            </w:r>
+          </w:p>
+        </w:tc>
+        <w:tc>
+          <w:tcPr/>
+          <w:p>
+            <w:pPr>
+              <w:jc w:val="left"/>
+            </w:pPr>
+            <w:r>
+              <w:t xml:space="preserve">SC-IMT</w:t>
+            </w:r>
+          </w:p>
+        </w:tc>
+        <w:tc>
+          <w:tcPr/>
+          <w:p>
+            <w:pPr>
+              <w:jc w:val="left"/>
+            </w:pPr>
+            <w:hyperlink r:id="rId73">
+              <w:r>
+                <w:rPr>
+                  <w:rStyle w:val="Hyperlink"/>
+                </w:rPr>
+                <w:t xml:space="preserve">See GitHub</w:t>
+              </w:r>
+            </w:hyperlink>
+          </w:p>
+        </w:tc>
+        <w:tc>
+          <w:tcPr/>
+          <w:p>
+            <w:pPr>
+              <w:jc w:val="left"/>
+            </w:pPr>
+            <w:r>
+              <w:t xml:space="preserve">Fast-track 2026-1</w:t>
+            </w:r>
+          </w:p>
+        </w:tc>
+      </w:tr>
     </w:tbl>
-    <w:bookmarkEnd w:id="73"/>
+    <w:bookmarkEnd w:id="74"/>
     <w:sectPr/>
   </w:body>
 </w:document>
